--- a/Documents/Ръководство за оператора-v1.0.docx
+++ b/Documents/Ръководство за оператора-v1.0.docx
@@ -7391,6 +7391,105 @@
         </w:rPr>
         <w:t>На страницата ДИСПЛЕЙ алармата се вижда по два начина едновременно: номерът на тунела става ЖЪЛТ на сив фон, а самата температура става ЧЕРВЕНА и получер (виж 5.6).</w:t>
       </w:r>
+    </w:p>
+    <w:tbl>
+      <w:tblPr>
+        <w:tblW w:type="auto" w:w="0"/>
+        <w:jc w:val="center"/>
+        <w:tblLook w:firstColumn="1" w:firstRow="1" w:lastColumn="0" w:lastRow="0" w:noHBand="0" w:noVBand="1" w:val="04A0"/>
+      </w:tblPr>
+      <w:tblGrid>
+        <w:gridCol w:w="10224"/>
+      </w:tblGrid>
+      <w:tr>
+        <w:trPr>
+          <w:cantSplit/>
+        </w:trPr>
+        <w:tc>
+          <w:tcPr>
+            <w:tcW w:type="dxa" w:w="10224"/>
+            <w:tcBorders>
+              <w:top w:val="single" w:sz="4" w:color="C62828"/>
+              <w:left w:val="single" w:sz="24" w:color="C62828"/>
+              <w:bottom w:val="single" w:sz="4" w:color="C62828"/>
+              <w:right w:val="single" w:sz="4" w:color="C62828"/>
+            </w:tcBorders>
+            <w:shd w:val="clear" w:color="auto" w:fill="F2F5FA"/>
+            <w:tcMar>
+              <w:top w:w="110" w:type="dxa"/>
+              <w:left w:w="160" w:type="dxa"/>
+              <w:bottom w:w="110" w:type="dxa"/>
+              <w:right w:w="140" w:type="dxa"/>
+            </w:tcMar>
+          </w:tcPr>
+          <w:p>
+            <w:pPr>
+              <w:spacing w:after="80"/>
+            </w:pPr>
+            <w:r>
+              <w:rPr>
+                <w:b/>
+                <w:color w:val="C62828"/>
+                <w:sz w:val="21"/>
+              </w:rPr>
+              <w:t>Защо тази аларма съществува — реален случай от 2021 г.</w:t>
+            </w:r>
+          </w:p>
+          <w:p>
+            <w:pPr>
+              <w:spacing w:after="40" w:line="269" w:lineRule="auto"/>
+            </w:pPr>
+            <w:r>
+              <w:rPr>
+                <w:b w:val="0"/>
+                <w:sz w:val="20"/>
+              </w:rPr>
+              <w:t>Сензорът на самата газова горелка се повреди. Управлението на горелката е независимо от нашата система и то не разбра, че тунелът прегрява — затова продължи да нагрява.</w:t>
+            </w:r>
+          </w:p>
+          <w:p>
+            <w:pPr>
+              <w:spacing w:after="40" w:line="269" w:lineRule="auto"/>
+            </w:pPr>
+            <w:r>
+              <w:rPr>
+                <w:b w:val="0"/>
+                <w:sz w:val="20"/>
+              </w:rPr>
+              <w:t>Нашите сензори са отделни от това управление. Затова покачващата се температура остана видима на екраните.</w:t>
+            </w:r>
+          </w:p>
+          <w:p>
+            <w:pPr>
+              <w:spacing w:after="40" w:line="269" w:lineRule="auto"/>
+            </w:pPr>
+            <w:r>
+              <w:rPr>
+                <w:b w:val="0"/>
+                <w:sz w:val="20"/>
+              </w:rPr>
+              <w:t>Операторите я видяха навреме и спряха горелката ръчно. Така бяха спасени тонове сливи, които иначе щяха да бъдат унищожени.</w:t>
+            </w:r>
+          </w:p>
+          <w:p>
+            <w:pPr>
+              <w:spacing w:after="40" w:line="269" w:lineRule="auto"/>
+            </w:pPr>
+            <w:r>
+              <w:rPr>
+                <w:b/>
+                <w:sz w:val="20"/>
+              </w:rPr>
+              <w:t>Затова: ако номерът на тунел стане ЖЪЛТ или температурата ЧЕРВЕНА — това се проверява веднага, а не в края на смяната.</w:t>
+            </w:r>
+          </w:p>
+        </w:tc>
+      </w:tr>
+    </w:tbl>
+    <w:p>
+      <w:pPr>
+        <w:spacing w:after="40"/>
+      </w:pPr>
     </w:p>
     <w:p>
       <w:pPr>
